--- a/obsidian-history-vault-master/09 courses/UCSB/Sociology UCSB/Jason Turowetz/MEJIA-FinalPaper_207B_VF.docx
+++ b/obsidian-history-vault-master/09 courses/UCSB/Sociology UCSB/Jason Turowetz/MEJIA-FinalPaper_207B_VF.docx
@@ -7205,6 +7205,7 @@
       <w:pPr>
         <w:pStyle w:val="Bibliografa"/>
         <w:spacing w:line="480" w:lineRule="auto"/>
+        <w:jc w:val="left"/>
         <w:rPr>
           <w:rFonts w:cs="Times New Roman"/>
           <w:lang w:val="en-US"/>
@@ -7256,6 +7257,7 @@
       <w:pPr>
         <w:pStyle w:val="Bibliografa"/>
         <w:spacing w:line="480" w:lineRule="auto"/>
+        <w:jc w:val="left"/>
         <w:rPr>
           <w:rFonts w:cs="Times New Roman"/>
           <w:lang w:val="en-US"/>
@@ -7289,6 +7291,7 @@
       <w:pPr>
         <w:pStyle w:val="Bibliografa"/>
         <w:spacing w:line="480" w:lineRule="auto"/>
+        <w:jc w:val="left"/>
         <w:rPr>
           <w:rFonts w:cs="Times New Roman"/>
           <w:lang w:val="en-US"/>
@@ -7332,6 +7335,7 @@
       <w:pPr>
         <w:pStyle w:val="Bibliografa"/>
         <w:spacing w:line="480" w:lineRule="auto"/>
+        <w:jc w:val="left"/>
         <w:rPr>
           <w:rFonts w:cs="Times New Roman"/>
           <w:lang w:val="en-US"/>
@@ -7365,6 +7369,7 @@
       <w:pPr>
         <w:pStyle w:val="Bibliografa"/>
         <w:spacing w:line="480" w:lineRule="auto"/>
+        <w:jc w:val="left"/>
         <w:rPr>
           <w:rFonts w:cs="Times New Roman"/>
           <w:lang w:val="en-US"/>
@@ -7398,6 +7403,7 @@
       <w:pPr>
         <w:pStyle w:val="Bibliografa"/>
         <w:spacing w:line="480" w:lineRule="auto"/>
+        <w:jc w:val="left"/>
         <w:rPr>
           <w:rFonts w:cs="Times New Roman"/>
           <w:lang w:val="en-US"/>
@@ -7431,6 +7437,7 @@
       <w:pPr>
         <w:pStyle w:val="Bibliografa"/>
         <w:spacing w:line="480" w:lineRule="auto"/>
+        <w:jc w:val="left"/>
         <w:rPr>
           <w:rFonts w:cs="Times New Roman"/>
           <w:lang w:val="en-US"/>
@@ -7464,6 +7471,7 @@
       <w:pPr>
         <w:pStyle w:val="Bibliografa"/>
         <w:spacing w:line="480" w:lineRule="auto"/>
+        <w:jc w:val="left"/>
         <w:rPr>
           <w:rFonts w:cs="Times New Roman"/>
           <w:lang w:val="en-US"/>
@@ -7481,6 +7489,7 @@
       <w:pPr>
         <w:pStyle w:val="Bibliografa"/>
         <w:spacing w:line="480" w:lineRule="auto"/>
+        <w:jc w:val="left"/>
         <w:rPr>
           <w:rFonts w:cs="Times New Roman"/>
           <w:lang w:val="en-US"/>
@@ -7512,6 +7521,7 @@
     </w:p>
     <w:p>
       <w:pPr>
+        <w:jc w:val="left"/>
         <w:rPr>
           <w:lang w:val="en-US"/>
         </w:rPr>

--- a/obsidian-history-vault-master/09 courses/UCSB/Sociology UCSB/Jason Turowetz/MEJIA-FinalPaper_207B_VF.docx
+++ b/obsidian-history-vault-master/09 courses/UCSB/Sociology UCSB/Jason Turowetz/MEJIA-FinalPaper_207B_VF.docx
@@ -295,97 +295,15 @@
           <w:szCs w:val="24"/>
           <w:lang w:val="en-US"/>
         </w:rPr>
-        <w:t xml:space="preserve"> in relation with the Palestine-Israel contention, incapable of</w:t>
-      </w:r>
-      <w:r>
-        <w:rPr>
-          <w:rFonts w:cs="Times New Roman"/>
-          <w:szCs w:val="24"/>
-          <w:lang w:val="en-US"/>
-        </w:rPr>
-        <w:t xml:space="preserve"> “</w:t>
-      </w:r>
-      <w:r>
-        <w:rPr>
-          <w:rFonts w:cs="Times New Roman"/>
-          <w:i/>
-          <w:iCs/>
-          <w:szCs w:val="24"/>
-          <w:lang w:val="en-US"/>
-        </w:rPr>
-        <w:t>determining what it is we think is really going on</w:t>
-      </w:r>
-      <w:r>
-        <w:rPr>
-          <w:rFonts w:cs="Times New Roman"/>
-          <w:szCs w:val="24"/>
-          <w:lang w:val="en-US"/>
-        </w:rPr>
-        <w:t xml:space="preserve">” </w:t>
-      </w:r>
-      <w:r>
-        <w:rPr>
-          <w:rFonts w:cs="Times New Roman"/>
-          <w:szCs w:val="24"/>
-          <w:lang w:val="en-US"/>
-        </w:rPr>
-        <w:fldChar w:fldCharType="begin"/>
-      </w:r>
-      <w:r>
-        <w:rPr>
-          <w:rFonts w:cs="Times New Roman"/>
-          <w:szCs w:val="24"/>
-          <w:lang w:val="en-US"/>
-        </w:rPr>
-        <w:instrText xml:space="preserve"> ADDIN ZOTERO_ITEM CSL_CITATION {"citationID":"wUItXhoO","properties":{"formattedCitation":"(Goffman 1976, 45)","plainCitation":"(Goffman 1976, 45)","noteIndex":0},"citationItems":[{"id":10717,"uris":["http://zotero.org/users/4081719/items/R89C6Z79"],"itemData":{"id":10717,"type":"book","event-place":"Cambridge, Mass","ISBN":"978-0-674-31656-0","language":"eng","number-of-pages":"586","publisher":"Harvard University Press","publisher-place":"Cambridge, Mass","source":"K10plus ISBN","title":"Frame analysis: an essay on the organization of experience","title-short":"Frame analysis","author":[{"family":"Goffman","given":"Erving"}],"issued":{"date-parts":[["1976"]]},"citation-key":"goffmanFrameAnalysisEssay1976"},"locator":"45","label":"page"}],"schema":"https://github.com/citation-style-language/schema/raw/master/csl-citation.json"} </w:instrText>
-      </w:r>
-      <w:r>
-        <w:rPr>
-          <w:rFonts w:cs="Times New Roman"/>
-          <w:szCs w:val="24"/>
-          <w:lang w:val="en-US"/>
-        </w:rPr>
-        <w:fldChar w:fldCharType="separate"/>
-      </w:r>
-      <w:r>
-        <w:rPr>
-          <w:rFonts w:cs="Times New Roman"/>
-          <w:szCs w:val="24"/>
-          <w:lang w:val="en-US"/>
-        </w:rPr>
-        <w:t>(Goffman 1976, 45)</w:t>
-      </w:r>
-      <w:r>
-        <w:rPr>
-          <w:rFonts w:cs="Times New Roman"/>
-          <w:szCs w:val="24"/>
-          <w:lang w:val="en-US"/>
-        </w:rPr>
-        <w:fldChar w:fldCharType="end"/>
-      </w:r>
-      <w:r>
-        <w:rPr>
-          <w:rFonts w:cs="Times New Roman"/>
-          <w:szCs w:val="24"/>
-          <w:lang w:val="en-US"/>
-        </w:rPr>
-        <w:t>;</w:t>
-      </w:r>
-      <w:r>
-        <w:rPr>
-          <w:rFonts w:cs="Times New Roman"/>
-          <w:szCs w:val="24"/>
-          <w:lang w:val="en-US"/>
-        </w:rPr>
-        <w:t xml:space="preserve"> while its keying transformation attempts </w:t>
-      </w:r>
-      <w:r>
-        <w:rPr>
-          <w:rFonts w:cs="Times New Roman"/>
-          <w:szCs w:val="24"/>
-          <w:lang w:val="en-US"/>
-        </w:rPr>
-        <w:t>over their subjects</w:t>
+        <w:t xml:space="preserve"> in relation with the Palestine-Israel contention</w:t>
+      </w:r>
+      <w:r>
+        <w:rPr>
+          <w:rFonts w:cs="Times New Roman"/>
+          <w:szCs w:val="24"/>
+          <w:lang w:val="en-US"/>
+        </w:rPr>
+        <w:t>.</w:t>
       </w:r>
       <w:r>
         <w:rPr>
@@ -394,54 +312,6 @@
           <w:lang w:val="en-US"/>
         </w:rPr>
         <w:t xml:space="preserve"> </w:t>
-      </w:r>
-      <w:r>
-        <w:rPr>
-          <w:rFonts w:cs="Times New Roman"/>
-          <w:szCs w:val="24"/>
-          <w:lang w:val="en-US"/>
-        </w:rPr>
-        <w:t xml:space="preserve"> toward students unions, the combination of the encampment</w:t>
-      </w:r>
-      <w:r>
-        <w:rPr>
-          <w:rFonts w:cs="Times New Roman"/>
-          <w:szCs w:val="24"/>
-          <w:lang w:val="en-US"/>
-        </w:rPr>
-        <w:t xml:space="preserve"> arrestments,</w:t>
-      </w:r>
-      <w:r>
-        <w:rPr>
-          <w:rFonts w:cs="Times New Roman"/>
-          <w:szCs w:val="24"/>
-          <w:lang w:val="en-US"/>
-        </w:rPr>
-        <w:t xml:space="preserve"> with strikes and march performances, the convenient and secure targeting of the universities</w:t>
-      </w:r>
-      <w:r>
-        <w:rPr>
-          <w:rFonts w:cs="Times New Roman"/>
-          <w:szCs w:val="24"/>
-          <w:lang w:val="en-US"/>
-        </w:rPr>
-        <w:t>/colleges</w:t>
-      </w:r>
-      <w:r>
-        <w:rPr>
-          <w:rFonts w:cs="Times New Roman"/>
-          <w:szCs w:val="24"/>
-          <w:lang w:val="en-US"/>
-        </w:rPr>
-        <w:t xml:space="preserve"> instead than directly target the government, and the fuzzy stablished relation of the APP claims with the Palestine-Israel contention was faraway to </w:t>
-      </w:r>
-      <w:r>
-        <w:rPr>
-          <w:rFonts w:cs="Times New Roman"/>
-          <w:szCs w:val="24"/>
-          <w:lang w:val="en-US"/>
-        </w:rPr>
-        <w:t>have consequences on the genocide perpetuated.</w:t>
       </w:r>
     </w:p>
     <w:p>
@@ -458,31 +328,23 @@
           <w:szCs w:val="24"/>
           <w:lang w:val="en-US"/>
         </w:rPr>
-        <w:t>The following approach to the APP is built on t</w:t>
-      </w:r>
-      <w:r>
-        <w:rPr>
-          <w:rFonts w:cs="Times New Roman"/>
-          <w:szCs w:val="24"/>
-          <w:lang w:val="en-US"/>
-        </w:rPr>
-        <w:t>he influence of Erving Goffman over the historical political sociology of Charles Tilly</w:t>
-      </w:r>
-      <w:r>
-        <w:rPr>
-          <w:rFonts w:cs="Times New Roman"/>
-          <w:szCs w:val="24"/>
-          <w:lang w:val="en-US"/>
-        </w:rPr>
-        <w:t xml:space="preserve">, </w:t>
-      </w:r>
-      <w:r>
-        <w:rPr>
-          <w:rFonts w:cs="Times New Roman"/>
-          <w:szCs w:val="24"/>
-          <w:lang w:val="en-US"/>
-        </w:rPr>
-        <w:t xml:space="preserve">much clear in the translation of the concept of </w:t>
+        <w:t>I</w:t>
+      </w:r>
+      <w:r>
+        <w:rPr>
+          <w:rFonts w:cs="Times New Roman"/>
+          <w:szCs w:val="24"/>
+          <w:lang w:val="en-US"/>
+        </w:rPr>
+        <w:t>ncapable of</w:t>
+      </w:r>
+      <w:r>
+        <w:rPr>
+          <w:rFonts w:cs="Times New Roman"/>
+          <w:szCs w:val="24"/>
+          <w:lang w:val="en-US"/>
+        </w:rPr>
+        <w:t xml:space="preserve"> “</w:t>
       </w:r>
       <w:r>
         <w:rPr>
@@ -492,67 +354,7 @@
           <w:szCs w:val="24"/>
           <w:lang w:val="en-US"/>
         </w:rPr>
-        <w:t>performance</w:t>
-      </w:r>
-      <w:r>
-        <w:rPr>
-          <w:rFonts w:cs="Times New Roman"/>
-          <w:szCs w:val="24"/>
-          <w:lang w:val="en-US"/>
-        </w:rPr>
-        <w:t xml:space="preserve"> to the political contention, emphasizing the necessity to offer attention to </w:t>
-      </w:r>
-      <w:r>
-        <w:rPr>
-          <w:rFonts w:cs="Times New Roman"/>
-          <w:szCs w:val="24"/>
-          <w:lang w:val="en-US"/>
-        </w:rPr>
-        <w:t>“</w:t>
-      </w:r>
-      <w:r>
-        <w:rPr>
-          <w:rFonts w:cs="Times New Roman"/>
-          <w:i/>
-          <w:iCs/>
-          <w:szCs w:val="24"/>
-          <w:lang w:val="en-US"/>
-        </w:rPr>
-        <w:t>the interplay between cognitive processes and social transactions</w:t>
-      </w:r>
-      <w:r>
-        <w:rPr>
-          <w:rFonts w:cs="Times New Roman"/>
-          <w:szCs w:val="24"/>
-          <w:lang w:val="en-US"/>
-        </w:rPr>
-        <w:t>”</w:t>
-      </w:r>
-      <w:r>
-        <w:rPr>
-          <w:rFonts w:cs="Times New Roman"/>
-          <w:szCs w:val="24"/>
-          <w:lang w:val="en-US"/>
-        </w:rPr>
-        <w:t>,</w:t>
-      </w:r>
-      <w:r>
-        <w:rPr>
-          <w:rFonts w:cs="Times New Roman"/>
-          <w:szCs w:val="24"/>
-          <w:lang w:val="en-US"/>
-        </w:rPr>
-        <w:t xml:space="preserve"> “</w:t>
-      </w:r>
-      <w:r>
-        <w:rPr>
-          <w:rFonts w:cs="Times New Roman"/>
-          <w:i/>
-          <w:iCs/>
-          <w:szCs w:val="24"/>
-          <w:lang w:val="en-US"/>
-        </w:rPr>
-        <w:t>[modifying] the simplest structural realist position in the direction of social construction</w:t>
+        <w:t>determining what it is we think is really going on</w:t>
       </w:r>
       <w:r>
         <w:rPr>
@@ -576,7 +378,7 @@
           <w:szCs w:val="24"/>
           <w:lang w:val="en-US"/>
         </w:rPr>
-        <w:instrText xml:space="preserve"> ADDIN ZOTERO_ITEM CSL_CITATION {"citationID":"w8OpCSKt","properties":{"formattedCitation":"(Tilly 2002, 6)","plainCitation":"(Tilly 2002, 6)","noteIndex":0},"citationItems":[{"id":5026,"uris":["http://zotero.org/users/4081719/items/KBPYNEAE"],"itemData":{"id":5026,"type":"book","event-place":"Oxford","publisher":"Rowman &amp; Littlefield Publishers","publisher-place":"Oxford","title":"Stories, Identities, and Political Change","author":[{"family":"Tilly","given":"Charles"}],"issued":{"date-parts":[["2002"]]},"citation-key":"tillyStoriesIdentitiesPolitical2002"},"locator":"6","label":"page"}],"schema":"https://github.com/citation-style-language/schema/raw/master/csl-citation.json"} </w:instrText>
+        <w:instrText xml:space="preserve"> ADDIN ZOTERO_ITEM CSL_CITATION {"citationID":"wUItXhoO","properties":{"formattedCitation":"(Goffman 1976, 45)","plainCitation":"(Goffman 1976, 45)","noteIndex":0},"citationItems":[{"id":10717,"uris":["http://zotero.org/users/4081719/items/R89C6Z79"],"itemData":{"id":10717,"type":"book","event-place":"Cambridge, Mass","ISBN":"978-0-674-31656-0","language":"eng","number-of-pages":"586","publisher":"Harvard University Press","publisher-place":"Cambridge, Mass","source":"K10plus ISBN","title":"Frame analysis: an essay on the organization of experience","title-short":"Frame analysis","author":[{"family":"Goffman","given":"Erving"}],"issued":{"date-parts":[["1976"]]},"citation-key":"goffmanFrameAnalysisEssay1976"},"locator":"45","label":"page"}],"schema":"https://github.com/citation-style-language/schema/raw/master/csl-citation.json"} </w:instrText>
       </w:r>
       <w:r>
         <w:rPr>
@@ -592,7 +394,7 @@
           <w:szCs w:val="24"/>
           <w:lang w:val="en-US"/>
         </w:rPr>
-        <w:t>(Tilly 2002, 6)</w:t>
+        <w:t>(Goffman 1976, 45)</w:t>
       </w:r>
       <w:r>
         <w:rPr>
@@ -608,110 +410,79 @@
           <w:szCs w:val="24"/>
           <w:lang w:val="en-US"/>
         </w:rPr>
-        <w:t xml:space="preserve">. </w:t>
-      </w:r>
-      <w:r>
-        <w:rPr>
-          <w:rFonts w:cs="Times New Roman"/>
-          <w:szCs w:val="24"/>
-          <w:lang w:val="en-US"/>
-        </w:rPr>
-        <w:lastRenderedPageBreak/>
-        <w:t xml:space="preserve">As for </w:t>
-      </w:r>
-      <w:r>
-        <w:rPr>
-          <w:rFonts w:cs="Times New Roman"/>
-          <w:szCs w:val="24"/>
-          <w:lang w:val="en-US"/>
-        </w:rPr>
-        <w:fldChar w:fldCharType="begin"/>
-      </w:r>
-      <w:r>
-        <w:rPr>
-          <w:rFonts w:cs="Times New Roman"/>
-          <w:szCs w:val="24"/>
-          <w:lang w:val="en-US"/>
-        </w:rPr>
-        <w:instrText xml:space="preserve"> ADDIN ZOTERO_ITEM CSL_CITATION {"citationID":"5KuWHJSa","properties":{"custom":"Johnston and Alimi (2012, 616)","formattedCitation":"Johnston and Alimi (2012, 616)","plainCitation":"Johnston and Alimi (2012, 616)","noteIndex":0},"citationItems":[{"id":5174,"uris":["http://zotero.org/users/4081719/items/7HWX9MTB"],"itemData":{"id":5174,"type":"article-journal","container-title":"Political Studies","DOI":"10.1111/j.1467-9248.2011.00927.x","issue":"3","page":"603-620","title":"Primary Frameworks, Keying and the Dynamics of Contentious Politics: The Islamization of the Chechen and Palestinian National Movements","URL":"http://doi.wiley.com/10.1111/j.1467-9248.2011.00927.x","volume":"60","author":[{"family":"Johnston","given":"Hank"},{"family":"Alimi","given":"Eitan Y."}],"issued":{"date-parts":[["2012",10]]},"citation-key":"johnstonPrimaryFrameworksKeying2012"},"locator":"616","label":"page"}],"schema":"https://github.com/citation-style-language/schema/raw/master/csl-citation.json"} </w:instrText>
-      </w:r>
-      <w:r>
-        <w:rPr>
-          <w:rFonts w:cs="Times New Roman"/>
-          <w:szCs w:val="24"/>
-          <w:lang w:val="en-US"/>
-        </w:rPr>
-        <w:fldChar w:fldCharType="separate"/>
-      </w:r>
-      <w:r>
-        <w:rPr>
-          <w:rFonts w:cs="Times New Roman"/>
-          <w:szCs w:val="24"/>
-          <w:lang w:val="en-US"/>
-        </w:rPr>
-        <w:t>Johnston and Alimi (2012, 616)</w:t>
-      </w:r>
-      <w:r>
-        <w:rPr>
-          <w:rFonts w:cs="Times New Roman"/>
-          <w:szCs w:val="24"/>
-          <w:lang w:val="en-US"/>
-        </w:rPr>
-        <w:fldChar w:fldCharType="end"/>
-      </w:r>
-      <w:r>
-        <w:rPr>
-          <w:rFonts w:cs="Times New Roman"/>
-          <w:szCs w:val="24"/>
-          <w:lang w:val="en-US"/>
-        </w:rPr>
-        <w:t>, the theory framework I develop here to approach the APP, “</w:t>
-      </w:r>
-      <w:r>
-        <w:rPr>
-          <w:rFonts w:cs="Times New Roman"/>
-          <w:i/>
-          <w:iCs/>
-          <w:szCs w:val="24"/>
-          <w:lang w:val="en-US"/>
-        </w:rPr>
-        <w:t xml:space="preserve">followed </w:t>
-      </w:r>
-      <w:r>
-        <w:rPr>
-          <w:rFonts w:cs="Times New Roman"/>
-          <w:i/>
-          <w:iCs/>
-          <w:szCs w:val="24"/>
-          <w:lang w:val="en-US"/>
-        </w:rPr>
-        <w:t>Goffman’s concepts of primary frameworks, frame rims and keying</w:t>
-      </w:r>
-      <w:r>
-        <w:rPr>
-          <w:rFonts w:cs="Times New Roman"/>
-          <w:szCs w:val="24"/>
-          <w:lang w:val="en-US"/>
-        </w:rPr>
-        <w:t>”, by the recognition of how “</w:t>
-      </w:r>
-      <w:r>
-        <w:rPr>
-          <w:rFonts w:cs="Times New Roman"/>
-          <w:i/>
-          <w:iCs/>
-          <w:szCs w:val="24"/>
-          <w:lang w:val="en-US"/>
-        </w:rPr>
-        <w:t>the cognitive foundation of primary frameworks helps capture […] deep cultural patterns [that] can influence the ongoing definition and redefinition of collective action</w:t>
-      </w:r>
-      <w:r>
-        <w:rPr>
-          <w:rFonts w:cs="Times New Roman"/>
-          <w:szCs w:val="24"/>
-          <w:lang w:val="en-US"/>
-        </w:rPr>
-        <w:t>”.</w:t>
+        <w:t>;</w:t>
+      </w:r>
+      <w:r>
+        <w:rPr>
+          <w:rFonts w:cs="Times New Roman"/>
+          <w:szCs w:val="24"/>
+          <w:lang w:val="en-US"/>
+        </w:rPr>
+        <w:t xml:space="preserve"> while its keying transformation attempts </w:t>
+      </w:r>
+      <w:r>
+        <w:rPr>
+          <w:rFonts w:cs="Times New Roman"/>
+          <w:szCs w:val="24"/>
+          <w:lang w:val="en-US"/>
+        </w:rPr>
+        <w:t>over their subjects</w:t>
+      </w:r>
+      <w:r>
+        <w:rPr>
+          <w:rFonts w:cs="Times New Roman"/>
+          <w:szCs w:val="24"/>
+          <w:lang w:val="en-US"/>
+        </w:rPr>
+        <w:t xml:space="preserve"> </w:t>
+      </w:r>
+      <w:r>
+        <w:rPr>
+          <w:rFonts w:cs="Times New Roman"/>
+          <w:szCs w:val="24"/>
+          <w:lang w:val="en-US"/>
+        </w:rPr>
+        <w:t xml:space="preserve"> toward students unions, the combination of the encampment</w:t>
+      </w:r>
+      <w:r>
+        <w:rPr>
+          <w:rFonts w:cs="Times New Roman"/>
+          <w:szCs w:val="24"/>
+          <w:lang w:val="en-US"/>
+        </w:rPr>
+        <w:t xml:space="preserve"> arrestments,</w:t>
+      </w:r>
+      <w:r>
+        <w:rPr>
+          <w:rFonts w:cs="Times New Roman"/>
+          <w:szCs w:val="24"/>
+          <w:lang w:val="en-US"/>
+        </w:rPr>
+        <w:t xml:space="preserve"> with strikes and march performances, the convenient and secure targeting of the universities</w:t>
+      </w:r>
+      <w:r>
+        <w:rPr>
+          <w:rFonts w:cs="Times New Roman"/>
+          <w:szCs w:val="24"/>
+          <w:lang w:val="en-US"/>
+        </w:rPr>
+        <w:t>/colleges</w:t>
+      </w:r>
+      <w:r>
+        <w:rPr>
+          <w:rFonts w:cs="Times New Roman"/>
+          <w:szCs w:val="24"/>
+          <w:lang w:val="en-US"/>
+        </w:rPr>
+        <w:t xml:space="preserve"> instead than directly target the government, and the fuzzy stablished relation of the APP claims with the Palestine-Israel contention was faraway to </w:t>
+      </w:r>
+      <w:r>
+        <w:rPr>
+          <w:rFonts w:cs="Times New Roman"/>
+          <w:szCs w:val="24"/>
+          <w:lang w:val="en-US"/>
+        </w:rPr>
+        <w:t>have consequences on the genocide perpetuated.</w:t>
       </w:r>
     </w:p>
     <w:p>
@@ -728,73 +499,31 @@
           <w:szCs w:val="24"/>
           <w:lang w:val="en-US"/>
         </w:rPr>
-        <w:t xml:space="preserve">For </w:t>
-      </w:r>
-      <w:r>
-        <w:rPr>
-          <w:rFonts w:cs="Times New Roman"/>
-          <w:szCs w:val="24"/>
-          <w:lang w:val="en-US"/>
-        </w:rPr>
-        <w:t xml:space="preserve">Roberto </w:t>
-      </w:r>
-      <w:proofErr w:type="spellStart"/>
-      <w:r>
-        <w:rPr>
-          <w:rFonts w:cs="Times New Roman"/>
-          <w:szCs w:val="24"/>
-          <w:lang w:val="en-US"/>
-        </w:rPr>
-        <w:t>Franzosi</w:t>
-      </w:r>
-      <w:proofErr w:type="spellEnd"/>
-      <w:r>
-        <w:rPr>
-          <w:rFonts w:cs="Times New Roman"/>
-          <w:szCs w:val="24"/>
-          <w:lang w:val="en-US"/>
-        </w:rPr>
-        <w:t xml:space="preserve"> (2006, 133) the relational turn is not a kind of </w:t>
-      </w:r>
-      <w:r>
-        <w:rPr>
-          <w:rFonts w:cs="Times New Roman"/>
-          <w:szCs w:val="24"/>
-          <w:lang w:val="en-US"/>
-        </w:rPr>
-        <w:t>structuralism and</w:t>
-      </w:r>
-      <w:r>
-        <w:rPr>
-          <w:rFonts w:cs="Times New Roman"/>
-          <w:szCs w:val="24"/>
-          <w:lang w:val="en-US"/>
-        </w:rPr>
-        <w:t xml:space="preserve"> implied a refocus on social interactions rather than social structures, </w:t>
-      </w:r>
-      <w:r>
-        <w:rPr>
-          <w:rFonts w:cs="Times New Roman"/>
-          <w:szCs w:val="24"/>
-          <w:lang w:val="en-US"/>
-        </w:rPr>
-        <w:t>warning</w:t>
-      </w:r>
-      <w:r>
-        <w:rPr>
-          <w:rFonts w:cs="Times New Roman"/>
-          <w:szCs w:val="24"/>
-          <w:lang w:val="en-US"/>
-        </w:rPr>
-        <w:t xml:space="preserve"> also that the theory development on this direction </w:t>
-      </w:r>
-      <w:r>
-        <w:rPr>
-          <w:rFonts w:cs="Times New Roman"/>
-          <w:szCs w:val="24"/>
-          <w:lang w:val="en-US"/>
-        </w:rPr>
-        <w:t>“</w:t>
+        <w:t>The following approach to the APP is built on t</w:t>
+      </w:r>
+      <w:r>
+        <w:rPr>
+          <w:rFonts w:cs="Times New Roman"/>
+          <w:szCs w:val="24"/>
+          <w:lang w:val="en-US"/>
+        </w:rPr>
+        <w:t>he influence of Erving Goffman over the historical political sociology of Charles Tilly</w:t>
+      </w:r>
+      <w:r>
+        <w:rPr>
+          <w:rFonts w:cs="Times New Roman"/>
+          <w:szCs w:val="24"/>
+          <w:lang w:val="en-US"/>
+        </w:rPr>
+        <w:t xml:space="preserve">, </w:t>
+      </w:r>
+      <w:r>
+        <w:rPr>
+          <w:rFonts w:cs="Times New Roman"/>
+          <w:szCs w:val="24"/>
+          <w:lang w:val="en-US"/>
+        </w:rPr>
+        <w:t xml:space="preserve">much clear in the translation of the concept of </w:t>
       </w:r>
       <w:r>
         <w:rPr>
@@ -804,7 +533,33 @@
           <w:szCs w:val="24"/>
           <w:lang w:val="en-US"/>
         </w:rPr>
-        <w:t>was partly made possible by the development of new tools of data analysis, network models, that operate on data that measures relationships among actors rather than properties of actors</w:t>
+        <w:t>performance</w:t>
+      </w:r>
+      <w:r>
+        <w:rPr>
+          <w:rFonts w:cs="Times New Roman"/>
+          <w:szCs w:val="24"/>
+          <w:lang w:val="en-US"/>
+        </w:rPr>
+        <w:t xml:space="preserve"> to the political contention, emphasizing the necessity to offer attention to </w:t>
+      </w:r>
+      <w:r>
+        <w:rPr>
+          <w:rFonts w:cs="Times New Roman"/>
+          <w:szCs w:val="24"/>
+          <w:lang w:val="en-US"/>
+        </w:rPr>
+        <w:t>“</w:t>
+      </w:r>
+      <w:r>
+        <w:rPr>
+          <w:rFonts w:cs="Times New Roman"/>
+          <w:i/>
+          <w:iCs/>
+          <w:szCs w:val="24"/>
+          <w:lang w:val="en-US"/>
+        </w:rPr>
+        <w:t>the interplay between cognitive processes and social transactions</w:t>
       </w:r>
       <w:r>
         <w:rPr>
@@ -829,41 +584,184 @@
           <w:szCs w:val="24"/>
           <w:lang w:val="en-US"/>
         </w:rPr>
-        <w:t xml:space="preserve">. It’s vital to this point in time, to take seriously the </w:t>
-      </w:r>
-      <w:r>
-        <w:rPr>
-          <w:rFonts w:cs="Times New Roman"/>
-          <w:szCs w:val="24"/>
-          <w:lang w:val="en-US"/>
-        </w:rPr>
-        <w:t>warning</w:t>
-      </w:r>
-      <w:r>
-        <w:rPr>
-          <w:rFonts w:cs="Times New Roman"/>
-          <w:szCs w:val="24"/>
-          <w:lang w:val="en-US"/>
-        </w:rPr>
-        <w:t xml:space="preserve"> of </w:t>
-      </w:r>
-      <w:proofErr w:type="spellStart"/>
-      <w:r>
-        <w:rPr>
-          <w:rFonts w:cs="Times New Roman"/>
-          <w:szCs w:val="24"/>
-          <w:lang w:val="en-US"/>
-        </w:rPr>
-        <w:t>Franzosi</w:t>
-      </w:r>
-      <w:proofErr w:type="spellEnd"/>
-      <w:r>
-        <w:rPr>
-          <w:rFonts w:cs="Times New Roman"/>
-          <w:szCs w:val="24"/>
-          <w:lang w:val="en-US"/>
-        </w:rPr>
-        <w:t>. The relation between technology advancements and the development of social theory as the outcomes of this relationship is not only data-driven but theoretically oriented, and in the outcomes of social life the sociological intervention is political.</w:t>
+        <w:t>,</w:t>
+      </w:r>
+      <w:r>
+        <w:rPr>
+          <w:rFonts w:cs="Times New Roman"/>
+          <w:szCs w:val="24"/>
+          <w:lang w:val="en-US"/>
+        </w:rPr>
+        <w:t xml:space="preserve"> “</w:t>
+      </w:r>
+      <w:r>
+        <w:rPr>
+          <w:rFonts w:cs="Times New Roman"/>
+          <w:i/>
+          <w:iCs/>
+          <w:szCs w:val="24"/>
+          <w:lang w:val="en-US"/>
+        </w:rPr>
+        <w:t xml:space="preserve">[modifying] the </w:t>
+      </w:r>
+      <w:r>
+        <w:rPr>
+          <w:rFonts w:cs="Times New Roman"/>
+          <w:i/>
+          <w:iCs/>
+          <w:szCs w:val="24"/>
+          <w:lang w:val="en-US"/>
+        </w:rPr>
+        <w:lastRenderedPageBreak/>
+        <w:t>simplest structural realist position in the direction of social construction</w:t>
+      </w:r>
+      <w:r>
+        <w:rPr>
+          <w:rFonts w:cs="Times New Roman"/>
+          <w:szCs w:val="24"/>
+          <w:lang w:val="en-US"/>
+        </w:rPr>
+        <w:t xml:space="preserve">” </w:t>
+      </w:r>
+      <w:r>
+        <w:rPr>
+          <w:rFonts w:cs="Times New Roman"/>
+          <w:szCs w:val="24"/>
+          <w:lang w:val="en-US"/>
+        </w:rPr>
+        <w:fldChar w:fldCharType="begin"/>
+      </w:r>
+      <w:r>
+        <w:rPr>
+          <w:rFonts w:cs="Times New Roman"/>
+          <w:szCs w:val="24"/>
+          <w:lang w:val="en-US"/>
+        </w:rPr>
+        <w:instrText xml:space="preserve"> ADDIN ZOTERO_ITEM CSL_CITATION {"citationID":"w8OpCSKt","properties":{"formattedCitation":"(Tilly 2002, 6)","plainCitation":"(Tilly 2002, 6)","noteIndex":0},"citationItems":[{"id":5026,"uris":["http://zotero.org/users/4081719/items/KBPYNEAE"],"itemData":{"id":5026,"type":"book","event-place":"Oxford","publisher":"Rowman &amp; Littlefield Publishers","publisher-place":"Oxford","title":"Stories, Identities, and Political Change","author":[{"family":"Tilly","given":"Charles"}],"issued":{"date-parts":[["2002"]]},"citation-key":"tillyStoriesIdentitiesPolitical2002"},"locator":"6","label":"page"}],"schema":"https://github.com/citation-style-language/schema/raw/master/csl-citation.json"} </w:instrText>
+      </w:r>
+      <w:r>
+        <w:rPr>
+          <w:rFonts w:cs="Times New Roman"/>
+          <w:szCs w:val="24"/>
+          <w:lang w:val="en-US"/>
+        </w:rPr>
+        <w:fldChar w:fldCharType="separate"/>
+      </w:r>
+      <w:r>
+        <w:rPr>
+          <w:rFonts w:cs="Times New Roman"/>
+          <w:szCs w:val="24"/>
+          <w:lang w:val="en-US"/>
+        </w:rPr>
+        <w:t>(Tilly 2002, 6)</w:t>
+      </w:r>
+      <w:r>
+        <w:rPr>
+          <w:rFonts w:cs="Times New Roman"/>
+          <w:szCs w:val="24"/>
+          <w:lang w:val="en-US"/>
+        </w:rPr>
+        <w:fldChar w:fldCharType="end"/>
+      </w:r>
+      <w:r>
+        <w:rPr>
+          <w:rFonts w:cs="Times New Roman"/>
+          <w:szCs w:val="24"/>
+          <w:lang w:val="en-US"/>
+        </w:rPr>
+        <w:t xml:space="preserve">. </w:t>
+      </w:r>
+      <w:r>
+        <w:rPr>
+          <w:rFonts w:cs="Times New Roman"/>
+          <w:szCs w:val="24"/>
+          <w:lang w:val="en-US"/>
+        </w:rPr>
+        <w:t xml:space="preserve">As for </w:t>
+      </w:r>
+      <w:r>
+        <w:rPr>
+          <w:rFonts w:cs="Times New Roman"/>
+          <w:szCs w:val="24"/>
+          <w:lang w:val="en-US"/>
+        </w:rPr>
+        <w:fldChar w:fldCharType="begin"/>
+      </w:r>
+      <w:r>
+        <w:rPr>
+          <w:rFonts w:cs="Times New Roman"/>
+          <w:szCs w:val="24"/>
+          <w:lang w:val="en-US"/>
+        </w:rPr>
+        <w:instrText xml:space="preserve"> ADDIN ZOTERO_ITEM CSL_CITATION {"citationID":"5KuWHJSa","properties":{"custom":"Johnston and Alimi (2012, 616)","formattedCitation":"Johnston and Alimi (2012, 616)","plainCitation":"Johnston and Alimi (2012, 616)","noteIndex":0},"citationItems":[{"id":5174,"uris":["http://zotero.org/users/4081719/items/7HWX9MTB"],"itemData":{"id":5174,"type":"article-journal","container-title":"Political Studies","DOI":"10.1111/j.1467-9248.2011.00927.x","issue":"3","page":"603-620","title":"Primary Frameworks, Keying and the Dynamics of Contentious Politics: The Islamization of the Chechen and Palestinian National Movements","URL":"http://doi.wiley.com/10.1111/j.1467-9248.2011.00927.x","volume":"60","author":[{"family":"Johnston","given":"Hank"},{"family":"Alimi","given":"Eitan Y."}],"issued":{"date-parts":[["2012",10]]},"citation-key":"johnstonPrimaryFrameworksKeying2012"},"locator":"616","label":"page"}],"schema":"https://github.com/citation-style-language/schema/raw/master/csl-citation.json"} </w:instrText>
+      </w:r>
+      <w:r>
+        <w:rPr>
+          <w:rFonts w:cs="Times New Roman"/>
+          <w:szCs w:val="24"/>
+          <w:lang w:val="en-US"/>
+        </w:rPr>
+        <w:fldChar w:fldCharType="separate"/>
+      </w:r>
+      <w:r>
+        <w:rPr>
+          <w:rFonts w:cs="Times New Roman"/>
+          <w:szCs w:val="24"/>
+          <w:lang w:val="en-US"/>
+        </w:rPr>
+        <w:t>Johnston and Alimi (2012, 616)</w:t>
+      </w:r>
+      <w:r>
+        <w:rPr>
+          <w:rFonts w:cs="Times New Roman"/>
+          <w:szCs w:val="24"/>
+          <w:lang w:val="en-US"/>
+        </w:rPr>
+        <w:fldChar w:fldCharType="end"/>
+      </w:r>
+      <w:r>
+        <w:rPr>
+          <w:rFonts w:cs="Times New Roman"/>
+          <w:szCs w:val="24"/>
+          <w:lang w:val="en-US"/>
+        </w:rPr>
+        <w:t>, the theory framework I develop here to approach the APP, “</w:t>
+      </w:r>
+      <w:r>
+        <w:rPr>
+          <w:rFonts w:cs="Times New Roman"/>
+          <w:i/>
+          <w:iCs/>
+          <w:szCs w:val="24"/>
+          <w:lang w:val="en-US"/>
+        </w:rPr>
+        <w:t>followed Goffman’s concepts of primary frameworks, frame rims and keying</w:t>
+      </w:r>
+      <w:r>
+        <w:rPr>
+          <w:rFonts w:cs="Times New Roman"/>
+          <w:szCs w:val="24"/>
+          <w:lang w:val="en-US"/>
+        </w:rPr>
+        <w:t>”, by the recognition of how “</w:t>
+      </w:r>
+      <w:r>
+        <w:rPr>
+          <w:rFonts w:cs="Times New Roman"/>
+          <w:i/>
+          <w:iCs/>
+          <w:szCs w:val="24"/>
+          <w:lang w:val="en-US"/>
+        </w:rPr>
+        <w:t>the cognitive foundation of primary frameworks helps capture […] deep cultural patterns [that] can influence the ongoing definition and redefinition of collective action</w:t>
+      </w:r>
+      <w:r>
+        <w:rPr>
+          <w:rFonts w:cs="Times New Roman"/>
+          <w:szCs w:val="24"/>
+          <w:lang w:val="en-US"/>
+        </w:rPr>
+        <w:t>”.</w:t>
       </w:r>
     </w:p>
     <w:p>
@@ -963,7 +861,25 @@
           <w:szCs w:val="24"/>
           <w:lang w:val="en-US"/>
         </w:rPr>
-        <w:t xml:space="preserve"> executed between September and </w:t>
+        <w:t xml:space="preserve"> executed between September</w:t>
+      </w:r>
+      <w:r>
+        <w:rPr>
+          <w:rFonts w:cs="Times New Roman"/>
+          <w:kern w:val="0"/>
+          <w:szCs w:val="24"/>
+          <w:lang w:val="en-US"/>
+        </w:rPr>
+        <w:t xml:space="preserve"> 2023</w:t>
+      </w:r>
+      <w:r>
+        <w:rPr>
+          <w:rFonts w:cs="Times New Roman"/>
+          <w:kern w:val="0"/>
+          <w:szCs w:val="24"/>
+          <w:lang w:val="en-US"/>
+        </w:rPr>
+        <w:t xml:space="preserve"> and </w:t>
       </w:r>
       <w:r>
         <w:rPr>
@@ -1041,19 +957,7 @@
           <w:szCs w:val="24"/>
           <w:lang w:val="en-US"/>
         </w:rPr>
-        <w:t xml:space="preserve">organized according to a relational format, with </w:t>
-      </w:r>
-      <w:r>
-        <w:rPr>
-          <w:rFonts w:cs="Times New Roman"/>
-          <w:i/>
-          <w:iCs/>
-          <w:kern w:val="0"/>
-          <w:szCs w:val="24"/>
-          <w:lang w:val="en-US"/>
-        </w:rPr>
-        <w:lastRenderedPageBreak/>
-        <w:t>subjects related to their actions, actors and actions related to their modifiers, and subjects and objects (both social actors) related to one another via their actions</w:t>
+        <w:t>organized according to a relational format, with subjects related to their actions, actors and actions related to their modifiers, and subjects and objects (both social actors) related to one another via their actions</w:t>
       </w:r>
       <w:r>
         <w:rPr>
@@ -1192,6 +1096,7 @@
           <w:szCs w:val="24"/>
           <w:lang w:val="en-US"/>
         </w:rPr>
+        <w:lastRenderedPageBreak/>
         <w:t xml:space="preserve">The </w:t>
       </w:r>
       <w:r>
@@ -1565,16 +1470,7 @@
           <w:szCs w:val="24"/>
           <w:lang w:val="en-US"/>
         </w:rPr>
-        <w:t xml:space="preserve">of the </w:t>
-      </w:r>
-      <w:r>
-        <w:rPr>
-          <w:rFonts w:cs="Times New Roman"/>
-          <w:szCs w:val="24"/>
-          <w:lang w:val="en-US"/>
-        </w:rPr>
-        <w:lastRenderedPageBreak/>
-        <w:t>Subject-Verb-Object triplet c</w:t>
+        <w:t>of the Subject-Verb-Object triplet c</w:t>
       </w:r>
       <w:r>
         <w:rPr>
@@ -1828,7 +1724,16 @@
           <w:szCs w:val="24"/>
           <w:lang w:val="en-US"/>
         </w:rPr>
-        <w:t>), the decision of the ICC for the prosecution of top authorities of Israel charged for war crimes (May 21</w:t>
+        <w:t xml:space="preserve">), the decision of the ICC for the prosecution of top authorities of </w:t>
+      </w:r>
+      <w:r>
+        <w:rPr>
+          <w:rFonts w:cs="Times New Roman"/>
+          <w:szCs w:val="24"/>
+          <w:lang w:val="en-US"/>
+        </w:rPr>
+        <w:lastRenderedPageBreak/>
+        <w:t>Israel charged for war crimes (May 21</w:t>
       </w:r>
       <w:r>
         <w:rPr>
@@ -2284,7 +2189,6 @@
           <w:szCs w:val="24"/>
           <w:lang w:val="en-US"/>
         </w:rPr>
-        <w:lastRenderedPageBreak/>
         <w:t>as</w:t>
       </w:r>
       <w:r>
@@ -2500,7 +2404,16 @@
           <w:szCs w:val="24"/>
           <w:lang w:val="en-US"/>
         </w:rPr>
-        <w:t>The frame limits of the APP “lived experience” of the Palestine</w:t>
+        <w:t xml:space="preserve">The </w:t>
+      </w:r>
+      <w:r>
+        <w:rPr>
+          <w:rFonts w:cs="Times New Roman"/>
+          <w:szCs w:val="24"/>
+          <w:lang w:val="en-US"/>
+        </w:rPr>
+        <w:lastRenderedPageBreak/>
+        <w:t>frame limits of the APP “lived experience” of the Palestine</w:t>
       </w:r>
       <w:r>
         <w:rPr>
@@ -2728,16 +2641,7 @@
           <w:szCs w:val="24"/>
           <w:lang w:val="en-US"/>
         </w:rPr>
-        <w:t xml:space="preserve">”. The frame-work efforts or keying omissions of the APP mobilization entrepreneurs found its frame limits for the provision of the encampments protest </w:t>
-      </w:r>
-      <w:r>
-        <w:rPr>
-          <w:rFonts w:cs="Times New Roman"/>
-          <w:szCs w:val="24"/>
-          <w:lang w:val="en-US"/>
-        </w:rPr>
-        <w:lastRenderedPageBreak/>
-        <w:t xml:space="preserve">experiences for the U.S. university/college students -mainly ‘undergraduates’ between 17 and 22 years old- after Raisi’s martyrization as the deviant event after which the APP campaign </w:t>
+        <w:t xml:space="preserve">”. The frame-work efforts or keying omissions of the APP mobilization entrepreneurs found its frame limits for the provision of the encampments protest experiences for the U.S. university/college students -mainly ‘undergraduates’ between 17 and 22 years old- after Raisi’s martyrization as the deviant event after which the APP campaign </w:t>
       </w:r>
       <w:r>
         <w:rPr>
@@ -2946,7 +2850,16 @@
           <w:szCs w:val="24"/>
           <w:lang w:val="en-US"/>
         </w:rPr>
-        <w:t xml:space="preserve">as a dislocation of the </w:t>
+        <w:t xml:space="preserve">as a dislocation of </w:t>
+      </w:r>
+      <w:r>
+        <w:rPr>
+          <w:rFonts w:cs="Times New Roman"/>
+          <w:szCs w:val="24"/>
+          <w:lang w:val="en-US"/>
+        </w:rPr>
+        <w:lastRenderedPageBreak/>
+        <w:t xml:space="preserve">the </w:t>
       </w:r>
       <w:r>
         <w:rPr>
@@ -3414,16 +3327,7 @@
           <w:szCs w:val="24"/>
           <w:lang w:val="en-US"/>
         </w:rPr>
-        <w:t xml:space="preserve"> and its national network linked to People </w:t>
-      </w:r>
-      <w:r>
-        <w:rPr>
-          <w:rFonts w:cs="Times New Roman"/>
-          <w:szCs w:val="24"/>
-          <w:lang w:val="en-US"/>
-        </w:rPr>
-        <w:lastRenderedPageBreak/>
-        <w:t>for Socialist Liberation (PSL)</w:t>
+        <w:t xml:space="preserve"> and its national network linked to People for Socialist Liberation (PSL)</w:t>
       </w:r>
       <w:r>
         <w:rPr>
@@ -3713,7 +3617,16 @@
           <w:szCs w:val="24"/>
           <w:lang w:val="en-US"/>
         </w:rPr>
-        <w:t>, and also from the embodiment of the collective identity effectively repressed that was constituted mainly by undergraduate students unrelated to the UAW strike</w:t>
+        <w:t xml:space="preserve">, and also from the embodiment of the collective identity effectively repressed that was constituted mainly by undergraduate </w:t>
+      </w:r>
+      <w:r>
+        <w:rPr>
+          <w:rFonts w:cs="Times New Roman"/>
+          <w:szCs w:val="24"/>
+          <w:lang w:val="en-US"/>
+        </w:rPr>
+        <w:lastRenderedPageBreak/>
+        <w:t>students unrelated to the UAW strike</w:t>
       </w:r>
       <w:r>
         <w:rPr>
@@ -4013,16 +3926,7 @@
           <w:szCs w:val="24"/>
           <w:lang w:val="en-US"/>
         </w:rPr>
-        <w:t xml:space="preserve">operation of cognitive mechanisms as the </w:t>
-      </w:r>
-      <w:r>
-        <w:rPr>
-          <w:rFonts w:cs="Times New Roman"/>
-          <w:szCs w:val="24"/>
-          <w:lang w:val="en-US"/>
-        </w:rPr>
-        <w:lastRenderedPageBreak/>
-        <w:t xml:space="preserve">attribution of threat/opportunity, or the frame building developed mainly by academics </w:t>
+        <w:t xml:space="preserve">operation of cognitive mechanisms as the attribution of threat/opportunity, or the frame building developed mainly by academics </w:t>
       </w:r>
       <w:r>
         <w:rPr>
@@ -4231,7 +4135,16 @@
           <w:szCs w:val="24"/>
           <w:lang w:val="en-US"/>
         </w:rPr>
-        <w:t xml:space="preserve"> and equipped national campaign of detainments triggered by a well-developed performance of "antagonization of police" to reach "radicalization" and "escalation", but clearly, without "direct action". </w:t>
+        <w:t xml:space="preserve"> and equipped national campaign of detainments triggered by a well-developed performance of "antagonization of police" to reach "radicalization" and </w:t>
+      </w:r>
+      <w:r>
+        <w:rPr>
+          <w:rFonts w:cs="Times New Roman"/>
+          <w:szCs w:val="24"/>
+          <w:lang w:val="en-US"/>
+        </w:rPr>
+        <w:lastRenderedPageBreak/>
+        <w:t xml:space="preserve">"escalation", but clearly, without "direct action". </w:t>
       </w:r>
       <w:r>
         <w:rPr>
@@ -4650,16 +4563,7 @@
           <w:szCs w:val="24"/>
           <w:lang w:val="en-US"/>
         </w:rPr>
-        <w:t xml:space="preserve"> moment, showing a particular </w:t>
-      </w:r>
-      <w:r>
-        <w:rPr>
-          <w:rFonts w:cs="Times New Roman"/>
-          <w:szCs w:val="24"/>
-          <w:lang w:val="en-US"/>
-        </w:rPr>
-        <w:lastRenderedPageBreak/>
-        <w:t>“</w:t>
+        <w:t xml:space="preserve"> moment, showing a particular “</w:t>
       </w:r>
       <w:r>
         <w:rPr>
@@ -4806,7 +4710,16 @@
           <w:szCs w:val="24"/>
           <w:lang w:val="en-US"/>
         </w:rPr>
-        <w:t xml:space="preserve">were mainly directed. Indeed, the police repression acted as policing the APP, regulating </w:t>
+        <w:t xml:space="preserve">were mainly directed. </w:t>
+      </w:r>
+      <w:r>
+        <w:rPr>
+          <w:rFonts w:cs="Times New Roman"/>
+          <w:szCs w:val="24"/>
+          <w:lang w:val="en-US"/>
+        </w:rPr>
+        <w:lastRenderedPageBreak/>
+        <w:t xml:space="preserve">Indeed, the police repression acted as policing the APP, regulating </w:t>
       </w:r>
       <w:r>
         <w:rPr>
@@ -5040,16 +4953,7 @@
           <w:szCs w:val="24"/>
           <w:lang w:val="en-US"/>
         </w:rPr>
-        <w:t xml:space="preserve">encampment or of being bitten </w:t>
-      </w:r>
-      <w:r>
-        <w:rPr>
-          <w:rFonts w:cs="Times New Roman"/>
-          <w:szCs w:val="24"/>
-          <w:lang w:val="en-US"/>
-        </w:rPr>
-        <w:lastRenderedPageBreak/>
-        <w:t>by police and got arrested</w:t>
+        <w:t>encampment or of being bitten by police and got arrested</w:t>
       </w:r>
       <w:r>
         <w:rPr>
@@ -5276,7 +5180,16 @@
           <w:szCs w:val="24"/>
           <w:lang w:val="en-US"/>
         </w:rPr>
-        <w:t>claims, targets, subjects, and effects, nothing have to do with the Palestine-Israel contention, but the SMOs of the APP supported by the social media influence on emotions made everything to "</w:t>
+        <w:t>claims, targets, subjects, and effects, nothing have to do with the Palestine-</w:t>
+      </w:r>
+      <w:r>
+        <w:rPr>
+          <w:rFonts w:cs="Times New Roman"/>
+          <w:szCs w:val="24"/>
+          <w:lang w:val="en-US"/>
+        </w:rPr>
+        <w:lastRenderedPageBreak/>
+        <w:t>Israel contention, but the SMOs of the APP supported by the social media influence on emotions made everything to "</w:t>
       </w:r>
       <w:r>
         <w:rPr>
@@ -5707,18 +5620,7 @@
           <w:szCs w:val="24"/>
           <w:lang w:val="en-US"/>
         </w:rPr>
-        <w:t xml:space="preserve">’ (Cherry) and ‘Shimshon’ (Samson) […] </w:t>
-      </w:r>
-      <w:r>
-        <w:rPr>
-          <w:rFonts w:cs="Times New Roman"/>
-          <w:i/>
-          <w:iCs/>
-          <w:szCs w:val="24"/>
-          <w:lang w:val="en-US"/>
-        </w:rPr>
-        <w:lastRenderedPageBreak/>
-        <w:t>also prepared or formed “to join crowds of stone throwers to identify the ‘hard-core’ activists</w:t>
+        <w:t>’ (Cherry) and ‘Shimshon’ (Samson) […] also prepared or formed “to join crowds of stone throwers to identify the ‘hard-core’ activists</w:t>
       </w:r>
       <w:r>
         <w:rPr>
@@ -5879,6 +5781,7 @@
           <w:szCs w:val="24"/>
           <w:lang w:val="en-US"/>
         </w:rPr>
+        <w:lastRenderedPageBreak/>
         <w:t>“</w:t>
       </w:r>
       <w:r>
@@ -6300,16 +6203,7 @@
           <w:szCs w:val="24"/>
           <w:lang w:val="en-US"/>
         </w:rPr>
-        <w:t xml:space="preserve">the encampments at U.S. </w:t>
-      </w:r>
-      <w:r>
-        <w:rPr>
-          <w:rFonts w:cs="Times New Roman"/>
-          <w:szCs w:val="24"/>
-          <w:lang w:val="en-US"/>
-        </w:rPr>
-        <w:lastRenderedPageBreak/>
-        <w:t>university/colleges</w:t>
+        <w:t>the encampments at U.S. university/colleges</w:t>
       </w:r>
       <w:r>
         <w:rPr>
@@ -6495,7 +6389,14 @@
         <w:rPr>
           <w:lang w:val="en-US"/>
         </w:rPr>
-        <w:t xml:space="preserve"> certified by the core leader SMO’s to nurture a demonstration of the efficacy of their strategical approach to control “spontaneous” episodes of contention among a particular kind of mobilized mass mainly young middle-upper class and white, in contrast with the multiracial and much more transgressive episode of 2020 in the U.S. labeled latter as Black Live Matter (BLM). </w:t>
+        <w:t xml:space="preserve"> </w:t>
+      </w:r>
+      <w:r>
+        <w:rPr>
+          <w:lang w:val="en-US"/>
+        </w:rPr>
+        <w:lastRenderedPageBreak/>
+        <w:t xml:space="preserve">certified by the core leader SMO’s to nurture a demonstration of the efficacy of their strategical approach to control “spontaneous” episodes of contention among a particular kind of mobilized mass mainly young middle-upper class and white, in contrast with the multiracial and much more transgressive episode of 2020 in the U.S. labeled latter as Black Live Matter (BLM). </w:t>
       </w:r>
     </w:p>
     <w:p>
@@ -6738,16 +6639,7 @@
           <w:szCs w:val="24"/>
           <w:lang w:val="en-US"/>
         </w:rPr>
-        <w:t xml:space="preserve">. The APP was powerfully emotionally driven purposefully over a very young population which evidenced behaved and responded </w:t>
-      </w:r>
-      <w:r>
-        <w:rPr>
-          <w:rFonts w:cs="Times New Roman"/>
-          <w:szCs w:val="24"/>
-          <w:lang w:val="en-US"/>
-        </w:rPr>
-        <w:lastRenderedPageBreak/>
-        <w:t xml:space="preserve">particularly to the operation of cognitive and relational mechanisms of mobilization, </w:t>
+        <w:t xml:space="preserve">. The APP was powerfully emotionally driven purposefully over a very young population which evidenced behaved and responded particularly to the operation of cognitive and relational mechanisms of mobilization, </w:t>
       </w:r>
       <w:r>
         <w:rPr>
@@ -6826,19 +6718,7 @@
         <w:rPr>
           <w:lang w:val="en-US"/>
         </w:rPr>
-        <w:t xml:space="preserve">, mainly in </w:t>
-      </w:r>
-      <w:r>
-        <w:rPr>
-          <w:lang w:val="en-US"/>
-        </w:rPr>
-        <w:t>U.S. university/colleges</w:t>
-      </w:r>
-      <w:r>
-        <w:rPr>
-          <w:lang w:val="en-US"/>
-        </w:rPr>
-        <w:t xml:space="preserve"> between April and June 2024.</w:t>
+        <w:t>, mainly in U.S. university/colleges between April and June 2024.</w:t>
       </w:r>
     </w:p>
     <w:p>
@@ -6851,6 +6731,7 @@
         <w:rPr>
           <w:lang w:val="en-US"/>
         </w:rPr>
+        <w:lastRenderedPageBreak/>
         <w:t xml:space="preserve">In the following Figure 1, I show an initial map of the contentious politics denoted by the APP identifying the elements of the semantic triplet Subject-Verb-Object and it’s claims, configuring, structuring experience manufactured by the APP encampments using the network tool of </w:t>
       </w:r>
       <w:proofErr w:type="spellStart"/>
@@ -6968,14 +6849,7 @@
         <w:rPr>
           <w:lang w:val="en-US"/>
         </w:rPr>
-        <w:t xml:space="preserve"> a tipping point in the Gaza crisis after which the demobilization </w:t>
-      </w:r>
-      <w:r>
-        <w:rPr>
-          <w:lang w:val="en-US"/>
-        </w:rPr>
-        <w:lastRenderedPageBreak/>
-        <w:t xml:space="preserve">timing of the encampments-arrestments performance, </w:t>
+        <w:t xml:space="preserve"> a tipping point in the Gaza crisis after which the demobilization timing of the encampments-arrestments performance, </w:t>
       </w:r>
       <w:r>
         <w:rPr>
@@ -7820,198 +7694,47 @@
         <w:rPr>
           <w:lang w:val="en-US"/>
         </w:rPr>
-        <w:t xml:space="preserve">In consistence with the relational sociology’s ontology synthetized in the work of Mustafa </w:t>
-      </w:r>
-      <w:r>
-        <w:rPr>
-          <w:lang w:val="en-US"/>
-        </w:rPr>
-        <w:fldChar w:fldCharType="begin"/>
-      </w:r>
-      <w:r>
-        <w:rPr>
-          <w:lang w:val="en-US"/>
-        </w:rPr>
-        <w:instrText xml:space="preserve"> ADDIN ZOTERO_ITEM CSL_CITATION {"citationID":"dsydVx6v","properties":{"custom":"Emirbayer (1997)","formattedCitation":"Emirbayer (1997)","plainCitation":"Emirbayer (1997)","noteIndex":2},"citationItems":[{"id":4755,"uris":["http://zotero.org/users/4081719/items/7IX6RKAQ"],"itemData":{"id":4755,"type":"article-journal","container-title":"American Journal of Sociology","issue":"2","page":"281-317","title":"Manifesto for a Relational Sociology","URL":"http://www.jstor.org/stable/10.1086/231209","volume":"103","author":[{"family":"Emirbayer","given":"Mustafa"}],"issued":{"date-parts":[["1997"]]},"citation-key":"emirbayerManifestoRelationalSociology1997"}}],"schema":"https://github.com/citation-style-language/schema/raw/master/csl-citation.json"} </w:instrText>
-      </w:r>
-      <w:r>
-        <w:rPr>
-          <w:lang w:val="en-US"/>
-        </w:rPr>
-        <w:fldChar w:fldCharType="separate"/>
-      </w:r>
-      <w:r>
-        <w:rPr>
-          <w:rFonts w:cs="Times New Roman"/>
-          <w:lang w:val="en-US"/>
-        </w:rPr>
-        <w:t>Emirbayer (1997)</w:t>
-      </w:r>
-      <w:r>
-        <w:rPr>
-          <w:lang w:val="en-US"/>
-        </w:rPr>
-        <w:fldChar w:fldCharType="end"/>
-      </w:r>
-      <w:r>
-        <w:rPr>
-          <w:lang w:val="en-US"/>
-        </w:rPr>
-        <w:t xml:space="preserve"> is specially focused on the value of the transactional approach to social life, which out of any superstition of substantialism, and out of any equivalence of the </w:t>
-      </w:r>
-      <w:r>
-        <w:rPr>
-          <w:i/>
-          <w:iCs/>
-          <w:lang w:val="en-US"/>
-        </w:rPr>
-        <w:t xml:space="preserve">interactions </w:t>
-      </w:r>
-      <w:r>
-        <w:rPr>
-          <w:lang w:val="en-US"/>
-        </w:rPr>
-        <w:t xml:space="preserve">of Goffman with his attack to the </w:t>
-      </w:r>
-      <w:r>
-        <w:rPr>
-          <w:i/>
-          <w:iCs/>
-          <w:lang w:val="en-US"/>
-        </w:rPr>
-        <w:t>interactional approach</w:t>
-      </w:r>
-      <w:r>
-        <w:rPr>
-          <w:lang w:val="en-US"/>
-        </w:rPr>
-        <w:t xml:space="preserve"> of relations between “individuals”, “nations”, “groups”, or as I am identifying here, of a “global”, as “</w:t>
-      </w:r>
-      <w:r>
-        <w:rPr>
-          <w:i/>
-          <w:iCs/>
-          <w:lang w:val="en-US"/>
-        </w:rPr>
-        <w:t>coherent entities that constitute the legitimate starting points of all sociological inquiry</w:t>
-      </w:r>
-      <w:r>
-        <w:rPr>
-          <w:lang w:val="en-US"/>
-        </w:rPr>
-        <w:t xml:space="preserve">” </w:t>
-      </w:r>
-      <w:r>
-        <w:rPr>
-          <w:lang w:val="en-US"/>
-        </w:rPr>
-        <w:fldChar w:fldCharType="begin"/>
-      </w:r>
-      <w:r>
-        <w:rPr>
-          <w:lang w:val="en-US"/>
-        </w:rPr>
-        <w:instrText xml:space="preserve"> ADDIN ZOTERO_ITEM CSL_CITATION {"citationID":"G414MnOP","properties":{"formattedCitation":"(Emirbayer 1997, 285)","plainCitation":"(Emirbayer 1997, 285)","noteIndex":2},"citationItems":[{"id":4755,"uris":["http://zotero.org/users/4081719/items/7IX6RKAQ"],"itemData":{"id":4755,"type":"article-journal","container-title":"American Journal of Sociology","issue":"2","page":"281-317","title":"Manifesto for a Relational Sociology","URL":"http://www.jstor.org/stable/10.1086/231209","volume":"103","author":[{"family":"Emirbayer","given":"Mustafa"}],"issued":{"date-parts":[["1997"]]},"citation-key":"emirbayerManifestoRelationalSociology1997"},"locator":"285","label":"page"}],"schema":"https://github.com/citation-style-language/schema/raw/master/csl-citation.json"} </w:instrText>
-      </w:r>
-      <w:r>
-        <w:rPr>
-          <w:lang w:val="en-US"/>
-        </w:rPr>
-        <w:fldChar w:fldCharType="separate"/>
-      </w:r>
-      <w:r>
-        <w:rPr>
-          <w:rFonts w:cs="Times New Roman"/>
-          <w:lang w:val="en-US"/>
-        </w:rPr>
-        <w:t>(Emirbayer 1997, 285)</w:t>
-      </w:r>
-      <w:r>
-        <w:rPr>
-          <w:lang w:val="en-US"/>
-        </w:rPr>
-        <w:fldChar w:fldCharType="end"/>
-      </w:r>
-      <w:r>
-        <w:rPr>
-          <w:lang w:val="en-US"/>
-        </w:rPr>
-        <w:t xml:space="preserve">, as </w:t>
-      </w:r>
-      <w:r>
-        <w:rPr>
-          <w:lang w:val="en-US"/>
-        </w:rPr>
-        <w:t>“</w:t>
-      </w:r>
-      <w:r>
-        <w:rPr>
-          <w:i/>
-          <w:iCs/>
-          <w:lang w:val="en-US"/>
-        </w:rPr>
-        <w:t>[f]</w:t>
+        <w:t xml:space="preserve">For Roberto </w:t>
       </w:r>
       <w:proofErr w:type="spellStart"/>
       <w:r>
         <w:rPr>
-          <w:i/>
-          <w:iCs/>
-          <w:lang w:val="en-US"/>
-        </w:rPr>
-        <w:t>ixed</w:t>
+          <w:lang w:val="en-US"/>
+        </w:rPr>
+        <w:t>Franzosi</w:t>
       </w:r>
       <w:proofErr w:type="spellEnd"/>
       <w:r>
         <w:rPr>
-          <w:i/>
-          <w:iCs/>
-          <w:lang w:val="en-US"/>
-        </w:rPr>
-        <w:t xml:space="preserve"> entities with variable attributes that “interact, in causal or actual time, to create outcomes, themselves measurable as attributes of the fixed entities”</w:t>
-      </w:r>
-      <w:r>
-        <w:rPr>
-          <w:lang w:val="en-US"/>
-        </w:rPr>
-        <w:t xml:space="preserve">” </w:t>
-      </w:r>
-      <w:r>
-        <w:rPr>
-          <w:lang w:val="en-US"/>
-        </w:rPr>
-        <w:fldChar w:fldCharType="begin"/>
-      </w:r>
-      <w:r>
-        <w:rPr>
-          <w:lang w:val="en-US"/>
-        </w:rPr>
-        <w:instrText xml:space="preserve"> ADDIN ZOTERO_ITEM CSL_CITATION {"citationID":"oYPSX7Qd","properties":{"formattedCitation":"(Emirbayer 1997, 286)","plainCitation":"(Emirbayer 1997, 286)","noteIndex":2},"citationItems":[{"id":4755,"uris":["http://zotero.org/users/4081719/items/7IX6RKAQ"],"itemData":{"id":4755,"type":"article-journal","container-title":"American Journal of Sociology","issue":"2","page":"281-317","title":"Manifesto for a Relational Sociology","URL":"http://www.jstor.org/stable/10.1086/231209","volume":"103","author":[{"family":"Emirbayer","given":"Mustafa"}],"issued":{"date-parts":[["1997"]]},"citation-key":"emirbayerManifestoRelationalSociology1997"},"locator":"286","label":"page"}],"schema":"https://github.com/citation-style-language/schema/raw/master/csl-citation.json"} </w:instrText>
-      </w:r>
-      <w:r>
-        <w:rPr>
-          <w:lang w:val="en-US"/>
-        </w:rPr>
-        <w:fldChar w:fldCharType="separate"/>
-      </w:r>
-      <w:r>
-        <w:rPr>
-          <w:rFonts w:cs="Times New Roman"/>
-          <w:lang w:val="en-US"/>
-        </w:rPr>
-        <w:t>(Emirbayer 1997, 286)</w:t>
-      </w:r>
-      <w:r>
-        <w:rPr>
-          <w:lang w:val="en-US"/>
-        </w:rPr>
-        <w:fldChar w:fldCharType="end"/>
-      </w:r>
-      <w:r>
-        <w:rPr>
-          <w:lang w:val="en-US"/>
-        </w:rPr>
-        <w:t>.</w:t>
+          <w:lang w:val="en-US"/>
+        </w:rPr>
+        <w:t xml:space="preserve"> (2006, 133) the relational turn is not a kind of structuralism and implied a refocus on social interactions rather than social structures, warning also that the theory development on this direction “was partly made possible by the development of new tools of data analysis, network models, that operate on data that measures relationships among actors rather than properties of actors</w:t>
+      </w:r>
+      <w:r>
+        <w:rPr>
+          <w:lang w:val="en-US"/>
+        </w:rPr>
+        <w:t>”.</w:t>
+      </w:r>
+      <w:r>
+        <w:rPr>
+          <w:lang w:val="en-US"/>
+        </w:rPr>
+        <w:t xml:space="preserve"> It’s vital to this point in time, to take seriously the warning of </w:t>
+      </w:r>
+      <w:proofErr w:type="spellStart"/>
+      <w:r>
+        <w:rPr>
+          <w:lang w:val="en-US"/>
+        </w:rPr>
+        <w:t>Franzosi</w:t>
+      </w:r>
+      <w:proofErr w:type="spellEnd"/>
+      <w:r>
+        <w:rPr>
+          <w:lang w:val="en-US"/>
+        </w:rPr>
+        <w:t>. The relation between technology advancements and the development of social theory as the outcomes of this relationship is not only data-driven but theoretically oriented, and in the outcomes of social life the sociological intervention is political.</w:t>
       </w:r>
     </w:p>
   </w:footnote>
@@ -9293,10 +9016,10 @@
   <a:themeElements>
     <a:clrScheme name="Office">
       <a:dk1>
-        <a:sysClr val="windowText" lastClr="2AFF33"/>
+        <a:sysClr val="windowText" lastClr="000000"/>
       </a:dk1>
       <a:lt1>
-        <a:sysClr val="window" lastClr="000000"/>
+        <a:sysClr val="window" lastClr="FFFFFF"/>
       </a:lt1>
       <a:dk2>
         <a:srgbClr val="0E2841"/>

--- a/obsidian-history-vault-master/09 courses/UCSB/Sociology UCSB/Jason Turowetz/MEJIA-FinalPaper_207B_VF.docx
+++ b/obsidian-history-vault-master/09 courses/UCSB/Sociology UCSB/Jason Turowetz/MEJIA-FinalPaper_207B_VF.docx
@@ -25,7 +25,7 @@
           <w:szCs w:val="24"/>
           <w:lang w:val="en-US"/>
         </w:rPr>
-        <w:t>A contentious theory framework to the f</w:t>
+        <w:t xml:space="preserve">The </w:t>
       </w:r>
       <w:r>
         <w:rPr>
@@ -36,22 +36,32 @@
           <w:szCs w:val="24"/>
           <w:lang w:val="en-US"/>
         </w:rPr>
-        <w:t>ace-work dislocation of the American Palestinian Protests campaign from the Palestine-Israel contention</w:t>
+        <w:t>dislocation of the American Palestinian Protests campaign from the Palestine-Israel contention</w:t>
+      </w:r>
+    </w:p>
+    <w:p>
+      <w:pPr>
+        <w:jc w:val="right"/>
+      </w:pPr>
+      <w:r>
+        <w:t>José Manuel Mejía Villena</w:t>
       </w:r>
     </w:p>
     <w:p>
       <w:pPr>
         <w:pStyle w:val="Ttulo2"/>
         <w:rPr>
-          <w:lang w:val="en-US"/>
+          <w:lang w:val="es-PE"/>
         </w:rPr>
       </w:pPr>
-      <w:r>
-        <w:rPr>
-          <w:lang w:val="en-US"/>
+      <w:proofErr w:type="spellStart"/>
+      <w:r>
+        <w:rPr>
+          <w:lang w:val="es-PE"/>
         </w:rPr>
         <w:t>Introduction</w:t>
       </w:r>
+      <w:proofErr w:type="spellEnd"/>
     </w:p>
     <w:p>
       <w:pPr>
@@ -549,6 +559,7 @@
           <w:szCs w:val="24"/>
           <w:lang w:val="en-US"/>
         </w:rPr>
+        <w:lastRenderedPageBreak/>
         <w:t>“</w:t>
       </w:r>
       <w:r>
@@ -602,18 +613,7 @@
           <w:szCs w:val="24"/>
           <w:lang w:val="en-US"/>
         </w:rPr>
-        <w:t xml:space="preserve">[modifying] the </w:t>
-      </w:r>
-      <w:r>
-        <w:rPr>
-          <w:rFonts w:cs="Times New Roman"/>
-          <w:i/>
-          <w:iCs/>
-          <w:szCs w:val="24"/>
-          <w:lang w:val="en-US"/>
-        </w:rPr>
-        <w:lastRenderedPageBreak/>
-        <w:t>simplest structural realist position in the direction of social construction</w:t>
+        <w:t>[modifying] the simplest structural realist position in the direction of social construction</w:t>
       </w:r>
       <w:r>
         <w:rPr>
@@ -1079,7 +1079,16 @@
           <w:szCs w:val="24"/>
           <w:lang w:val="en-US"/>
         </w:rPr>
-        <w:t xml:space="preserve"> to explain the dislocation of the performances of struggle of the APP in relation to the historical formation of the elements of the semantic triplet of the primary framework of the Palestine-Israel contention </w:t>
+        <w:t xml:space="preserve"> to explain the dislocation of the performances of struggle of the </w:t>
+      </w:r>
+      <w:r>
+        <w:rPr>
+          <w:rFonts w:cs="Times New Roman"/>
+          <w:szCs w:val="24"/>
+          <w:lang w:val="en-US"/>
+        </w:rPr>
+        <w:lastRenderedPageBreak/>
+        <w:t xml:space="preserve">APP in relation to the historical formation of the elements of the semantic triplet of the primary framework of the Palestine-Israel contention </w:t>
       </w:r>
     </w:p>
     <w:p>
@@ -1096,7 +1105,6 @@
           <w:szCs w:val="24"/>
           <w:lang w:val="en-US"/>
         </w:rPr>
-        <w:lastRenderedPageBreak/>
         <w:t xml:space="preserve">The </w:t>
       </w:r>
       <w:r>
@@ -1649,6 +1657,7 @@
           <w:szCs w:val="24"/>
           <w:lang w:val="en-US"/>
         </w:rPr>
+        <w:lastRenderedPageBreak/>
         <w:t>J</w:t>
       </w:r>
       <w:r>
@@ -1724,16 +1733,7 @@
           <w:szCs w:val="24"/>
           <w:lang w:val="en-US"/>
         </w:rPr>
-        <w:t xml:space="preserve">), the decision of the ICC for the prosecution of top authorities of </w:t>
-      </w:r>
-      <w:r>
-        <w:rPr>
-          <w:rFonts w:cs="Times New Roman"/>
-          <w:szCs w:val="24"/>
-          <w:lang w:val="en-US"/>
-        </w:rPr>
-        <w:lastRenderedPageBreak/>
-        <w:t>Israel charged for war crimes (May 21</w:t>
+        <w:t>), the decision of the ICC for the prosecution of top authorities of Israel charged for war crimes (May 21</w:t>
       </w:r>
       <w:r>
         <w:rPr>
@@ -2314,6 +2314,7 @@
           <w:szCs w:val="24"/>
           <w:lang w:val="en-US"/>
         </w:rPr>
+        <w:lastRenderedPageBreak/>
         <w:t>An</w:t>
       </w:r>
       <w:r>
@@ -2404,16 +2405,7 @@
           <w:szCs w:val="24"/>
           <w:lang w:val="en-US"/>
         </w:rPr>
-        <w:t xml:space="preserve">The </w:t>
-      </w:r>
-      <w:r>
-        <w:rPr>
-          <w:rFonts w:cs="Times New Roman"/>
-          <w:szCs w:val="24"/>
-          <w:lang w:val="en-US"/>
-        </w:rPr>
-        <w:lastRenderedPageBreak/>
-        <w:t>frame limits of the APP “lived experience” of the Palestine</w:t>
+        <w:t>The frame limits of the APP “lived experience” of the Palestine</w:t>
       </w:r>
       <w:r>
         <w:rPr>
@@ -2778,7 +2770,16 @@
           <w:szCs w:val="24"/>
           <w:lang w:val="en-US"/>
         </w:rPr>
-        <w:t>Subject-Verb-Object semantic</w:t>
+        <w:t>Subject-Verb-</w:t>
+      </w:r>
+      <w:r>
+        <w:rPr>
+          <w:rFonts w:cs="Times New Roman"/>
+          <w:szCs w:val="24"/>
+          <w:lang w:val="en-US"/>
+        </w:rPr>
+        <w:lastRenderedPageBreak/>
+        <w:t>Object semantic</w:t>
       </w:r>
       <w:r>
         <w:rPr>
@@ -2850,16 +2851,7 @@
           <w:szCs w:val="24"/>
           <w:lang w:val="en-US"/>
         </w:rPr>
-        <w:t xml:space="preserve">as a dislocation of </w:t>
-      </w:r>
-      <w:r>
-        <w:rPr>
-          <w:rFonts w:cs="Times New Roman"/>
-          <w:szCs w:val="24"/>
-          <w:lang w:val="en-US"/>
-        </w:rPr>
-        <w:lastRenderedPageBreak/>
-        <w:t xml:space="preserve">the </w:t>
+        <w:t xml:space="preserve">as a dislocation of the </w:t>
       </w:r>
       <w:r>
         <w:rPr>
@@ -3537,6 +3529,7 @@
           <w:szCs w:val="24"/>
           <w:lang w:val="en-US"/>
         </w:rPr>
+        <w:lastRenderedPageBreak/>
         <w:t>toward</w:t>
       </w:r>
       <w:r>
@@ -3617,16 +3610,7 @@
           <w:szCs w:val="24"/>
           <w:lang w:val="en-US"/>
         </w:rPr>
-        <w:t xml:space="preserve">, and also from the embodiment of the collective identity effectively repressed that was constituted mainly by undergraduate </w:t>
-      </w:r>
-      <w:r>
-        <w:rPr>
-          <w:rFonts w:cs="Times New Roman"/>
-          <w:szCs w:val="24"/>
-          <w:lang w:val="en-US"/>
-        </w:rPr>
-        <w:lastRenderedPageBreak/>
-        <w:t>students unrelated to the UAW strike</w:t>
+        <w:t>, and also from the embodiment of the collective identity effectively repressed that was constituted mainly by undergraduate students unrelated to the UAW strike</w:t>
       </w:r>
       <w:r>
         <w:rPr>
@@ -4119,7 +4103,16 @@
           <w:szCs w:val="24"/>
           <w:lang w:val="en-US"/>
         </w:rPr>
-        <w:t xml:space="preserve">, developed a </w:t>
+        <w:t xml:space="preserve">, developed </w:t>
+      </w:r>
+      <w:r>
+        <w:rPr>
+          <w:rFonts w:cs="Times New Roman"/>
+          <w:szCs w:val="24"/>
+          <w:lang w:val="en-US"/>
+        </w:rPr>
+        <w:lastRenderedPageBreak/>
+        <w:t xml:space="preserve">a </w:t>
       </w:r>
       <w:r>
         <w:rPr>
@@ -4135,16 +4128,7 @@
           <w:szCs w:val="24"/>
           <w:lang w:val="en-US"/>
         </w:rPr>
-        <w:t xml:space="preserve"> and equipped national campaign of detainments triggered by a well-developed performance of "antagonization of police" to reach "radicalization" and </w:t>
-      </w:r>
-      <w:r>
-        <w:rPr>
-          <w:rFonts w:cs="Times New Roman"/>
-          <w:szCs w:val="24"/>
-          <w:lang w:val="en-US"/>
-        </w:rPr>
-        <w:lastRenderedPageBreak/>
-        <w:t xml:space="preserve">"escalation", but clearly, without "direct action". </w:t>
+        <w:t xml:space="preserve"> and equipped national campaign of detainments triggered by a well-developed performance of "antagonization of police" to reach "radicalization" and "escalation", but clearly, without "direct action". </w:t>
       </w:r>
       <w:r>
         <w:rPr>
@@ -4694,7 +4678,16 @@
           <w:szCs w:val="24"/>
           <w:lang w:val="en-US"/>
         </w:rPr>
-        <w:t xml:space="preserve"> of repression as absolute without any attempt to fight against the detainments nor the repression with police by introducing a third party conveniently masked counter-mobilization supposed to be leaded and executed by the “young Zionists” to which the “efforts of resistance” </w:t>
+        <w:t xml:space="preserve"> of repression as absolute without any attempt to fight against the detainments nor the repression with police by introducing a third party </w:t>
+      </w:r>
+      <w:r>
+        <w:rPr>
+          <w:rFonts w:cs="Times New Roman"/>
+          <w:szCs w:val="24"/>
+          <w:lang w:val="en-US"/>
+        </w:rPr>
+        <w:lastRenderedPageBreak/>
+        <w:t xml:space="preserve">conveniently masked counter-mobilization supposed to be leaded and executed by the “young Zionists” to which the “efforts of resistance” </w:t>
       </w:r>
       <w:r>
         <w:rPr>
@@ -4710,16 +4703,7 @@
           <w:szCs w:val="24"/>
           <w:lang w:val="en-US"/>
         </w:rPr>
-        <w:t xml:space="preserve">were mainly directed. </w:t>
-      </w:r>
-      <w:r>
-        <w:rPr>
-          <w:rFonts w:cs="Times New Roman"/>
-          <w:szCs w:val="24"/>
-          <w:lang w:val="en-US"/>
-        </w:rPr>
-        <w:lastRenderedPageBreak/>
-        <w:t xml:space="preserve">Indeed, the police repression acted as policing the APP, regulating </w:t>
+        <w:t xml:space="preserve">were mainly directed. Indeed, the police repression acted as policing the APP, regulating </w:t>
       </w:r>
       <w:r>
         <w:rPr>
@@ -5172,6 +5156,7 @@
           <w:szCs w:val="24"/>
           <w:lang w:val="en-US"/>
         </w:rPr>
+        <w:lastRenderedPageBreak/>
         <w:t xml:space="preserve">performances, </w:t>
       </w:r>
       <w:r>
@@ -5180,16 +5165,7 @@
           <w:szCs w:val="24"/>
           <w:lang w:val="en-US"/>
         </w:rPr>
-        <w:t>claims, targets, subjects, and effects, nothing have to do with the Palestine-</w:t>
-      </w:r>
-      <w:r>
-        <w:rPr>
-          <w:rFonts w:cs="Times New Roman"/>
-          <w:szCs w:val="24"/>
-          <w:lang w:val="en-US"/>
-        </w:rPr>
-        <w:lastRenderedPageBreak/>
-        <w:t>Israel contention, but the SMOs of the APP supported by the social media influence on emotions made everything to "</w:t>
+        <w:t>claims, targets, subjects, and effects, nothing have to do with the Palestine-Israel contention, but the SMOs of the APP supported by the social media influence on emotions made everything to "</w:t>
       </w:r>
       <w:r>
         <w:rPr>
@@ -7688,13 +7664,7 @@
         <w:rPr>
           <w:lang w:val="en-US"/>
         </w:rPr>
-        <w:t xml:space="preserve"> </w:t>
-      </w:r>
-      <w:r>
-        <w:rPr>
-          <w:lang w:val="en-US"/>
-        </w:rPr>
-        <w:t xml:space="preserve">For Roberto </w:t>
+        <w:t xml:space="preserve"> For Roberto </w:t>
       </w:r>
       <w:proofErr w:type="spellStart"/>
       <w:r>
@@ -7708,19 +7678,7 @@
         <w:rPr>
           <w:lang w:val="en-US"/>
         </w:rPr>
-        <w:t xml:space="preserve"> (2006, 133) the relational turn is not a kind of structuralism and implied a refocus on social interactions rather than social structures, warning also that the theory development on this direction “was partly made possible by the development of new tools of data analysis, network models, that operate on data that measures relationships among actors rather than properties of actors</w:t>
-      </w:r>
-      <w:r>
-        <w:rPr>
-          <w:lang w:val="en-US"/>
-        </w:rPr>
-        <w:t>”.</w:t>
-      </w:r>
-      <w:r>
-        <w:rPr>
-          <w:lang w:val="en-US"/>
-        </w:rPr>
-        <w:t xml:space="preserve"> It’s vital to this point in time, to take seriously the warning of </w:t>
+        <w:t xml:space="preserve"> (2006, 133) the relational turn is not a kind of structuralism and implied a refocus on social interactions rather than social structures, warning also that the theory development on this direction “was partly made possible by the development of new tools of data analysis, network models, that operate on data that measures relationships among actors rather than properties of actors”. It’s vital to this point in time, to take seriously the warning of </w:t>
       </w:r>
       <w:proofErr w:type="spellStart"/>
       <w:r>
@@ -7803,70 +7761,21 @@
   <w:p>
     <w:pPr>
       <w:pStyle w:val="Encabezado"/>
+      <w:jc w:val="left"/>
       <w:rPr>
+        <w:i/>
+        <w:iCs/>
         <w:lang w:val="en-US"/>
       </w:rPr>
     </w:pPr>
     <w:r>
       <w:rPr>
+        <w:i/>
+        <w:iCs/>
         <w:lang w:val="en-US"/>
       </w:rPr>
-      <w:t>207B Sociological Theory</w:t>
+      <w:t>Proposal for the Key Passages 2024-2025</w:t>
     </w:r>
-    <w:r>
-      <w:rPr>
-        <w:lang w:val="en-US"/>
-      </w:rPr>
-      <w:tab/>
-    </w:r>
-    <w:r>
-      <w:rPr>
-        <w:lang w:val="en-US"/>
-      </w:rPr>
-      <w:tab/>
-      <w:t>Fi</w:t>
-    </w:r>
-    <w:r>
-      <w:rPr>
-        <w:lang w:val="en-US"/>
-      </w:rPr>
-      <w:t>nal Paper, Spring 2024</w:t>
-    </w:r>
-  </w:p>
-  <w:p>
-    <w:pPr>
-      <w:pStyle w:val="Encabezado"/>
-      <w:rPr>
-        <w:lang w:val="en-US"/>
-      </w:rPr>
-    </w:pPr>
-    <w:r>
-      <w:rPr>
-        <w:lang w:val="en-US"/>
-      </w:rPr>
-      <w:t>Jason Turowetz</w:t>
-    </w:r>
-    <w:r>
-      <w:rPr>
-        <w:lang w:val="en-US"/>
-      </w:rPr>
-      <w:tab/>
-    </w:r>
-    <w:r>
-      <w:rPr>
-        <w:lang w:val="en-US"/>
-      </w:rPr>
-      <w:tab/>
-      <w:t>José Manuel Mejía</w:t>
-    </w:r>
-  </w:p>
-  <w:p>
-    <w:pPr>
-      <w:pStyle w:val="Encabezado"/>
-      <w:rPr>
-        <w:lang w:val="en-US"/>
-      </w:rPr>
-    </w:pPr>
   </w:p>
 </w:hdr>
 </file>
